--- a/informe/informe-ep1.docx
+++ b/informe/informe-ep1.docx
@@ -2860,7 +2860,19 @@
         <w:rPr>
           <w:rStyle w:val="Emphasis"/>
         </w:rPr>
-        <w:t>[Añadir aquí las referencias que el equipo utilice en los apartados E y F.]</w:t>
+        <w:t xml:space="preserve">[Añadir las usadas en E y F; hay cuatro verificadas en </w:t>
+      </w:r>
+      <w:r>
+        <w:rPr>
+          <w:rStyle w:val="SourceText"/>
+        </w:rPr>
+        <w:t>referencias-disponibles.md</w:t>
+      </w:r>
+      <w:r>
+        <w:rPr>
+          <w:rStyle w:val="Emphasis"/>
+        </w:rPr>
+        <w:t>.]</w:t>
       </w:r>
     </w:p>
     <w:p>

--- a/informe/informe-ep1.docx
+++ b/informe/informe-ep1.docx
@@ -2374,7 +2374,7 @@
         <w:rPr/>
         <w:drawing>
           <wp:inline distT="0" distB="0" distL="0" distR="0">
-            <wp:extent cx="9525000" cy="6667500"/>
+            <wp:extent cx="5762625" cy="4038600"/>
             <wp:effectExtent l="0" t="0" r="0" b="0"/>
             <wp:docPr id="1" name="Image1" descr="Arquitectura de la solución"/>
             <wp:cNvGraphicFramePr>
@@ -2398,7 +2398,7 @@
                   <pic:spPr bwMode="auto">
                     <a:xfrm>
                       <a:off x="0" y="0"/>
-                      <a:ext cx="9525000" cy="6667500"/>
+                      <a:ext cx="5762625" cy="4038600"/>
                     </a:xfrm>
                     <a:prstGeom prst="rect">
                       <a:avLst/>
